--- a/python/Py Quant Trading Practise/trading signal.docx
+++ b/python/Py Quant Trading Practise/trading signal.docx
@@ -1,10 +1,13 @@
 
 <file path=word/document.xml><?xml version="1.0" encoding="utf-8"?>
-<w:document xmlns:wpc="http://schemas.microsoft.com/office/word/2010/wordprocessingCanvas" xmlns:cx="http://schemas.microsoft.com/office/drawing/2014/chartex" xmlns:cx1="http://schemas.microsoft.com/office/drawing/2015/9/8/chartex" xmlns:cx2="http://schemas.microsoft.com/office/drawing/2015/10/21/chartex" xmlns:cx3="http://schemas.microsoft.com/office/drawing/2016/5/9/chartex" xmlns:cx4="http://schemas.microsoft.com/office/drawing/2016/5/10/chartex" xmlns:cx5="http://schemas.microsoft.com/office/drawing/2016/5/11/chartex" xmlns:cx6="http://schemas.microsoft.com/office/drawing/2016/5/12/chartex" xmlns:cx7="http://schemas.microsoft.com/office/drawing/2016/5/13/chartex" xmlns:cx8="http://schemas.microsoft.com/office/drawing/2016/5/14/chartex" xmlns:mc="http://schemas.openxmlformats.org/markup-compatibility/2006" xmlns:aink="http://schemas.microsoft.com/office/drawing/2016/ink" xmlns:am3d="http://schemas.microsoft.com/office/drawing/2017/model3d" xmlns:o="urn:schemas-microsoft-com:office:office" xmlns:oel="http://schemas.microsoft.com/office/2019/extlst" xmlns:r="http://schemas.openxmlformats.org/officeDocument/2006/relationships" xmlns:m="http://schemas.openxmlformats.org/officeDocument/2006/math" xmlns:v="urn:schemas-microsoft-com:vml" xmlns:wp14="http://schemas.microsoft.com/office/word/2010/wordprocessingDrawing" xmlns:wp="http://schemas.openxmlformats.org/drawingml/2006/wordprocessingDrawing" xmlns:w10="urn:schemas-microsoft-com:office:word" xmlns:w="http://schemas.openxmlformats.org/wordprocessingml/2006/main" xmlns:w14="http://schemas.microsoft.com/office/word/2010/wordml" xmlns:w15="http://schemas.microsoft.com/office/word/2012/wordml" xmlns:w16cex="http://schemas.microsoft.com/office/word/2018/wordml/cex" xmlns:w16cid="http://schemas.microsoft.com/office/word/2016/wordml/cid" xmlns:w16="http://schemas.microsoft.com/office/word/2018/wordml" xmlns:w16du="http://schemas.microsoft.com/office/word/2023/wordml/word16du" xmlns:w16sdtdh="http://schemas.microsoft.com/office/word/2020/wordml/sdtdatahash" xmlns:w16se="http://schemas.microsoft.com/office/word/2015/wordml/symex" xmlns:wpg="http://schemas.microsoft.com/office/word/2010/wordprocessingGroup" xmlns:wpi="http://schemas.microsoft.com/office/word/2010/wordprocessingInk" xmlns:wne="http://schemas.microsoft.com/office/word/2006/wordml" xmlns:wps="http://schemas.microsoft.com/office/word/2010/wordprocessingShape" mc:Ignorable="w14 w15 w16se w16cid w16 w16cex w16sdtdh wp14">
+<w:document xmlns:wpc="http://schemas.microsoft.com/office/word/2010/wordprocessingCanvas" xmlns:cx="http://schemas.microsoft.com/office/drawing/2014/chartex" xmlns:cx1="http://schemas.microsoft.com/office/drawing/2015/9/8/chartex" xmlns:cx2="http://schemas.microsoft.com/office/drawing/2015/10/21/chartex" xmlns:cx3="http://schemas.microsoft.com/office/drawing/2016/5/9/chartex" xmlns:cx4="http://schemas.microsoft.com/office/drawing/2016/5/10/chartex" xmlns:cx5="http://schemas.microsoft.com/office/drawing/2016/5/11/chartex" xmlns:cx6="http://schemas.microsoft.com/office/drawing/2016/5/12/chartex" xmlns:cx7="http://schemas.microsoft.com/office/drawing/2016/5/13/chartex" xmlns:cx8="http://schemas.microsoft.com/office/drawing/2016/5/14/chartex" xmlns:mc="http://schemas.openxmlformats.org/markup-compatibility/2006" xmlns:aink="http://schemas.microsoft.com/office/drawing/2016/ink" xmlns:am3d="http://schemas.microsoft.com/office/drawing/2017/model3d" xmlns:o="urn:schemas-microsoft-com:office:office" xmlns:oel="http://schemas.microsoft.com/office/2019/extlst" xmlns:r="http://schemas.openxmlformats.org/officeDocument/2006/relationships" xmlns:m="http://schemas.openxmlformats.org/officeDocument/2006/math" xmlns:v="urn:schemas-microsoft-com:vml" xmlns:wp14="http://schemas.microsoft.com/office/word/2010/wordprocessingDrawing" xmlns:wp="http://schemas.openxmlformats.org/drawingml/2006/wordprocessingDrawing" xmlns:w10="urn:schemas-microsoft-com:office:word" xmlns:w="http://schemas.openxmlformats.org/wordprocessingml/2006/main" xmlns:w14="http://schemas.microsoft.com/office/word/2010/wordml" xmlns:w15="http://schemas.microsoft.com/office/word/2012/wordml" xmlns:w16cex="http://schemas.microsoft.com/office/word/2018/wordml/cex" xmlns:w16cid="http://schemas.microsoft.com/office/word/2016/wordml/cid" xmlns:w16="http://schemas.microsoft.com/office/word/2018/wordml" xmlns:w16du="http://schemas.microsoft.com/office/word/2023/wordml/word16du" xmlns:w16sdtdh="http://schemas.microsoft.com/office/word/2020/wordml/sdtdatahash" xmlns:w16se="http://schemas.microsoft.com/office/word/2015/wordml/symex" xmlns:wpg="http://schemas.microsoft.com/office/word/2010/wordprocessingGroup" xmlns:wpi="http://schemas.microsoft.com/office/word/2010/wordprocessingInk" xmlns:wne="http://schemas.microsoft.com/office/word/2006/wordml" xmlns:wps="http://schemas.microsoft.com/office/word/2010/wordprocessingShape" mc:Ignorable="w14 w15 w16se w16cid w16 w16cex w16sdtdh w16du wp14">
   <w:body>
     <w:p>
       <w:pPr>
         <w:pStyle w:val="1"/>
+        <w:rPr>
+          <w:rFonts w:hint="eastAsia"/>
+        </w:rPr>
       </w:pPr>
       <w:r>
         <w:rPr>
@@ -17,6 +20,11 @@
       </w:r>
     </w:p>
     <w:p>
+      <w:pPr>
+        <w:rPr>
+          <w:rFonts w:hint="eastAsia"/>
+        </w:rPr>
+      </w:pPr>
       <w:r>
         <w:rPr>
           <w:rFonts w:hint="eastAsia"/>
@@ -25,6 +33,11 @@
       </w:r>
     </w:p>
     <w:p>
+      <w:pPr>
+        <w:rPr>
+          <w:rFonts w:hint="eastAsia"/>
+        </w:rPr>
+      </w:pPr>
       <w:r>
         <w:rPr>
           <w:rFonts w:hint="eastAsia"/>
@@ -67,6 +80,11 @@
       </w:r>
     </w:p>
     <w:p>
+      <w:pPr>
+        <w:rPr>
+          <w:rFonts w:hint="eastAsia"/>
+        </w:rPr>
+      </w:pPr>
       <w:r>
         <w:rPr>
           <w:rFonts w:hint="eastAsia"/>
@@ -115,6 +133,11 @@
       <w:proofErr w:type="spellEnd"/>
     </w:p>
     <w:p>
+      <w:pPr>
+        <w:rPr>
+          <w:rFonts w:hint="eastAsia"/>
+        </w:rPr>
+      </w:pPr>
       <w:r>
         <w:rPr>
           <w:rFonts w:hint="eastAsia"/>
@@ -189,6 +212,11 @@
       </w:r>
     </w:p>
     <w:p>
+      <w:pPr>
+        <w:rPr>
+          <w:rFonts w:hint="eastAsia"/>
+        </w:rPr>
+      </w:pPr>
       <w:r>
         <w:rPr>
           <w:rFonts w:hint="eastAsia"/>
@@ -206,6 +234,11 @@
       </w:r>
     </w:p>
     <w:p>
+      <w:pPr>
+        <w:rPr>
+          <w:rFonts w:hint="eastAsia"/>
+        </w:rPr>
+      </w:pPr>
       <w:r>
         <w:rPr>
           <w:rFonts w:hint="eastAsia"/>
@@ -232,6 +265,11 @@
       </w:r>
     </w:p>
     <w:p>
+      <w:pPr>
+        <w:rPr>
+          <w:rFonts w:hint="eastAsia"/>
+        </w:rPr>
+      </w:pPr>
       <w:r>
         <w:rPr>
           <w:rFonts w:hint="eastAsia"/>
@@ -246,6 +284,11 @@
       </w:r>
     </w:p>
     <w:p>
+      <w:pPr>
+        <w:rPr>
+          <w:rFonts w:hint="eastAsia"/>
+        </w:rPr>
+      </w:pPr>
       <w:r>
         <w:rPr>
           <w:rFonts w:hint="eastAsia"/>
@@ -264,8 +307,19 @@
         <w:t xml:space="preserve"> &lt;=3, zig = ?)</w:t>
       </w:r>
     </w:p>
-    <w:p/>
-    <w:p>
+    <w:p>
+      <w:pPr>
+        <w:rPr>
+          <w:rFonts w:hint="eastAsia"/>
+        </w:rPr>
+      </w:pPr>
+    </w:p>
+    <w:p>
+      <w:pPr>
+        <w:rPr>
+          <w:rFonts w:hint="eastAsia"/>
+        </w:rPr>
+      </w:pPr>
       <w:r>
         <w:t>Zig</w:t>
       </w:r>
@@ -276,8 +330,19 @@
         <w:t>过去的数据可以作为信号，当前的数据不能用作数据，只能用作佐证。</w:t>
       </w:r>
     </w:p>
-    <w:p/>
-    <w:p>
+    <w:p>
+      <w:pPr>
+        <w:rPr>
+          <w:rFonts w:hint="eastAsia"/>
+        </w:rPr>
+      </w:pPr>
+    </w:p>
+    <w:p>
+      <w:pPr>
+        <w:rPr>
+          <w:rFonts w:hint="eastAsia"/>
+        </w:rPr>
+      </w:pPr>
       <w:r>
         <w:rPr>
           <w:rFonts w:hint="eastAsia"/>
@@ -304,6 +369,11 @@
       </w:r>
     </w:p>
     <w:p>
+      <w:pPr>
+        <w:rPr>
+          <w:rFonts w:hint="eastAsia"/>
+        </w:rPr>
+      </w:pPr>
       <w:r>
         <w:rPr>
           <w:rFonts w:hint="eastAsia"/>
@@ -330,6 +400,11 @@
       </w:r>
     </w:p>
     <w:p>
+      <w:pPr>
+        <w:rPr>
+          <w:rFonts w:hint="eastAsia"/>
+        </w:rPr>
+      </w:pPr>
       <w:r>
         <w:rPr>
           <w:rFonts w:hint="eastAsia"/>
@@ -355,18 +430,33 @@
         <w:t>的涨幅</w:t>
       </w:r>
     </w:p>
-    <w:p/>
-    <w:p>
-      <w:pPr>
-        <w:rPr>
-          <w:rFonts w:hint="eastAsia"/>
-        </w:rPr>
-      </w:pPr>
-    </w:p>
-    <w:p/>
+    <w:p>
+      <w:pPr>
+        <w:rPr>
+          <w:rFonts w:hint="eastAsia"/>
+        </w:rPr>
+      </w:pPr>
+    </w:p>
+    <w:p>
+      <w:pPr>
+        <w:rPr>
+          <w:rFonts w:hint="eastAsia"/>
+        </w:rPr>
+      </w:pPr>
+    </w:p>
+    <w:p>
+      <w:pPr>
+        <w:rPr>
+          <w:rFonts w:hint="eastAsia"/>
+        </w:rPr>
+      </w:pPr>
+    </w:p>
     <w:p>
       <w:pPr>
         <w:pStyle w:val="1"/>
+        <w:rPr>
+          <w:rFonts w:hint="eastAsia"/>
+        </w:rPr>
       </w:pPr>
       <w:r>
         <w:rPr>
@@ -375,8 +465,19 @@
         <w:t>重要的支撑阻力</w:t>
       </w:r>
     </w:p>
-    <w:p/>
-    <w:p>
+    <w:p>
+      <w:pPr>
+        <w:rPr>
+          <w:rFonts w:hint="eastAsia"/>
+        </w:rPr>
+      </w:pPr>
+    </w:p>
+    <w:p>
+      <w:pPr>
+        <w:rPr>
+          <w:rFonts w:hint="eastAsia"/>
+        </w:rPr>
+      </w:pPr>
       <w:r>
         <w:rPr>
           <w:rFonts w:hint="eastAsia"/>
@@ -405,6 +506,11 @@
       <w:proofErr w:type="spellEnd"/>
     </w:p>
     <w:p>
+      <w:pPr>
+        <w:rPr>
+          <w:rFonts w:hint="eastAsia"/>
+        </w:rPr>
+      </w:pPr>
       <w:r>
         <w:rPr>
           <w:rFonts w:hint="eastAsia"/>
@@ -418,9 +524,27 @@
         <w:t>peak_last1, peak_last2, peak_last3</w:t>
       </w:r>
     </w:p>
-    <w:p/>
-    <w:p/>
-    <w:p/>
+    <w:p>
+      <w:pPr>
+        <w:rPr>
+          <w:rFonts w:hint="eastAsia"/>
+        </w:rPr>
+      </w:pPr>
+    </w:p>
+    <w:p>
+      <w:pPr>
+        <w:rPr>
+          <w:rFonts w:hint="eastAsia"/>
+        </w:rPr>
+      </w:pPr>
+    </w:p>
+    <w:p>
+      <w:pPr>
+        <w:rPr>
+          <w:rFonts w:hint="eastAsia"/>
+        </w:rPr>
+      </w:pPr>
+    </w:p>
     <w:p>
       <w:pPr>
         <w:rPr>
@@ -431,6 +555,9 @@
     <w:p>
       <w:pPr>
         <w:pStyle w:val="2"/>
+        <w:rPr>
+          <w:rFonts w:hint="eastAsia"/>
+        </w:rPr>
       </w:pPr>
       <w:proofErr w:type="spellStart"/>
       <w:r>
@@ -453,6 +580,11 @@
       <w:proofErr w:type="spellEnd"/>
     </w:p>
     <w:p>
+      <w:pPr>
+        <w:rPr>
+          <w:rFonts w:hint="eastAsia"/>
+        </w:rPr>
+      </w:pPr>
       <w:r>
         <w:rPr>
           <w:rFonts w:hint="eastAsia"/>
@@ -489,11 +621,26 @@
         <w:t>，则可能回调</w:t>
       </w:r>
     </w:p>
-    <w:p/>
-    <w:p/>
+    <w:p>
+      <w:pPr>
+        <w:rPr>
+          <w:rFonts w:hint="eastAsia"/>
+        </w:rPr>
+      </w:pPr>
+    </w:p>
+    <w:p>
+      <w:pPr>
+        <w:rPr>
+          <w:rFonts w:hint="eastAsia"/>
+        </w:rPr>
+      </w:pPr>
+    </w:p>
     <w:p>
       <w:pPr>
         <w:pStyle w:val="2"/>
+        <w:rPr>
+          <w:rFonts w:hint="eastAsia"/>
+        </w:rPr>
       </w:pPr>
       <w:proofErr w:type="spellStart"/>
       <w:r>
@@ -519,13 +666,31 @@
     <w:p>
       <w:pPr>
         <w:widowControl/>
+        <w:rPr>
+          <w:rFonts w:ascii="等线" w:eastAsia="等线" w:hAnsi="等线" w:cs="宋体" w:hint="eastAsia"/>
+          <w:color w:val="000000"/>
+          <w:kern w:val="0"/>
+          <w:sz w:val="22"/>
+        </w:rPr>
+      </w:pPr>
+      <w:r>
         <w:rPr>
           <w:rFonts w:ascii="等线" w:eastAsia="等线" w:hAnsi="等线" w:cs="宋体"/>
           <w:color w:val="000000"/>
           <w:kern w:val="0"/>
           <w:sz w:val="22"/>
         </w:rPr>
-      </w:pPr>
+        <w:t>A</w:t>
+      </w:r>
+      <w:r>
+        <w:rPr>
+          <w:rFonts w:ascii="等线" w:eastAsia="等线" w:hAnsi="等线" w:cs="宋体" w:hint="eastAsia"/>
+          <w:color w:val="000000"/>
+          <w:kern w:val="0"/>
+          <w:sz w:val="22"/>
+        </w:rPr>
+        <w:t>bs</w:t>
+      </w:r>
       <w:r>
         <w:rPr>
           <w:rFonts w:ascii="等线" w:eastAsia="等线" w:hAnsi="等线" w:cs="宋体"/>
@@ -533,8 +698,9 @@
           <w:kern w:val="0"/>
           <w:sz w:val="22"/>
         </w:rPr>
-        <w:t>A</w:t>
-      </w:r>
+        <w:t>(</w:t>
+      </w:r>
+      <w:proofErr w:type="spellStart"/>
       <w:r>
         <w:rPr>
           <w:rFonts w:ascii="等线" w:eastAsia="等线" w:hAnsi="等线" w:cs="宋体" w:hint="eastAsia"/>
@@ -542,7 +708,7 @@
           <w:kern w:val="0"/>
           <w:sz w:val="22"/>
         </w:rPr>
-        <w:t>bs</w:t>
+        <w:t>z_pct_curr_avg</w:t>
       </w:r>
       <w:r>
         <w:rPr>
@@ -551,9 +717,18 @@
           <w:kern w:val="0"/>
           <w:sz w:val="22"/>
         </w:rPr>
-        <w:t>(</w:t>
-      </w:r>
-      <w:proofErr w:type="spellStart"/>
+        <w:t>_k</w:t>
+      </w:r>
+      <w:proofErr w:type="spellEnd"/>
+      <w:r>
+        <w:rPr>
+          <w:rFonts w:ascii="等线" w:eastAsia="等线" w:hAnsi="等线" w:cs="宋体"/>
+          <w:color w:val="000000"/>
+          <w:kern w:val="0"/>
+          <w:sz w:val="22"/>
+        </w:rPr>
+        <w:t>)</w:t>
+      </w:r>
       <w:r>
         <w:rPr>
           <w:rFonts w:ascii="等线" w:eastAsia="等线" w:hAnsi="等线" w:cs="宋体" w:hint="eastAsia"/>
@@ -561,7 +736,16 @@
           <w:kern w:val="0"/>
           <w:sz w:val="22"/>
         </w:rPr>
-        <w:t>z_pct_curr_avg</w:t>
+        <w:t>大于</w:t>
+      </w:r>
+      <w:r>
+        <w:rPr>
+          <w:rFonts w:ascii="等线" w:eastAsia="等线" w:hAnsi="等线" w:cs="宋体" w:hint="eastAsia"/>
+          <w:color w:val="000000"/>
+          <w:kern w:val="0"/>
+          <w:sz w:val="22"/>
+        </w:rPr>
+        <w:t>a</w:t>
       </w:r>
       <w:r>
         <w:rPr>
@@ -570,7 +754,17 @@
           <w:kern w:val="0"/>
           <w:sz w:val="22"/>
         </w:rPr>
-        <w:t>_k</w:t>
+        <w:t>bs(</w:t>
+      </w:r>
+      <w:proofErr w:type="spellStart"/>
+      <w:r>
+        <w:rPr>
+          <w:rFonts w:ascii="等线" w:eastAsia="等线" w:hAnsi="等线" w:cs="宋体" w:hint="eastAsia"/>
+          <w:color w:val="000000"/>
+          <w:kern w:val="0"/>
+          <w:sz w:val="22"/>
+        </w:rPr>
+        <w:t>z_pct_avg_k</w:t>
       </w:r>
       <w:proofErr w:type="spellEnd"/>
       <w:r>
@@ -580,7 +774,7 @@
           <w:kern w:val="0"/>
           <w:sz w:val="22"/>
         </w:rPr>
-        <w:t>)</w:t>
+        <w:t xml:space="preserve">)*1.3 </w:t>
       </w:r>
       <w:r>
         <w:rPr>
@@ -589,60 +783,64 @@
           <w:kern w:val="0"/>
           <w:sz w:val="22"/>
         </w:rPr>
-        <w:t>大于</w:t>
-      </w:r>
-      <w:r>
+        <w:t>则表示变盘可能开始</w:t>
+      </w:r>
+    </w:p>
+    <w:p>
+      <w:pPr>
         <w:rPr>
           <w:rFonts w:ascii="等线" w:eastAsia="等线" w:hAnsi="等线" w:cs="宋体" w:hint="eastAsia"/>
           <w:color w:val="000000"/>
           <w:kern w:val="0"/>
           <w:sz w:val="22"/>
         </w:rPr>
-        <w:t>a</w:t>
-      </w:r>
-      <w:r>
-        <w:rPr>
-          <w:rFonts w:ascii="等线" w:eastAsia="等线" w:hAnsi="等线" w:cs="宋体"/>
-          <w:color w:val="000000"/>
-          <w:kern w:val="0"/>
-          <w:sz w:val="22"/>
-        </w:rPr>
-        <w:t>bs(</w:t>
-      </w:r>
-      <w:proofErr w:type="spellStart"/>
-      <w:r>
+      </w:pPr>
+    </w:p>
+    <w:p>
+      <w:pPr>
         <w:rPr>
           <w:rFonts w:ascii="等线" w:eastAsia="等线" w:hAnsi="等线" w:cs="宋体" w:hint="eastAsia"/>
           <w:color w:val="000000"/>
           <w:kern w:val="0"/>
           <w:sz w:val="22"/>
         </w:rPr>
-        <w:t>z_pct_avg_k</w:t>
+      </w:pPr>
+    </w:p>
+    <w:p>
+      <w:pPr>
+        <w:pStyle w:val="2"/>
+        <w:rPr>
+          <w:rFonts w:hint="eastAsia"/>
+        </w:rPr>
+      </w:pPr>
+      <w:proofErr w:type="spellStart"/>
+      <w:r>
+        <w:t>z_pct_curr_avg_k</w:t>
       </w:r>
       <w:proofErr w:type="spellEnd"/>
       <w:r>
-        <w:rPr>
-          <w:rFonts w:ascii="等线" w:eastAsia="等线" w:hAnsi="等线" w:cs="宋体"/>
-          <w:color w:val="000000"/>
-          <w:kern w:val="0"/>
-          <w:sz w:val="22"/>
-        </w:rPr>
-        <w:t xml:space="preserve">)*1.3 </w:t>
-      </w:r>
-      <w:r>
+        <w:t xml:space="preserve"> vs </w:t>
+      </w:r>
+      <w:proofErr w:type="spellStart"/>
+      <w:r>
+        <w:t>z_pct_prev_avg_k</w:t>
+      </w:r>
+      <w:proofErr w:type="spellEnd"/>
+    </w:p>
+    <w:p>
+      <w:pPr>
         <w:rPr>
           <w:rFonts w:ascii="等线" w:eastAsia="等线" w:hAnsi="等线" w:cs="宋体" w:hint="eastAsia"/>
           <w:color w:val="000000"/>
           <w:kern w:val="0"/>
           <w:sz w:val="22"/>
         </w:rPr>
-        <w:t>则表示变盘可能开始</w:t>
-      </w:r>
-    </w:p>
-    <w:p>
-      <w:pPr>
-        <w:rPr>
-          <w:rFonts w:ascii="等线" w:eastAsia="等线" w:hAnsi="等线" w:cs="宋体"/>
+      </w:pPr>
+    </w:p>
+    <w:p>
+      <w:pPr>
+        <w:rPr>
+          <w:rFonts w:ascii="等线" w:eastAsia="等线" w:hAnsi="等线" w:cs="宋体" w:hint="eastAsia"/>
           <w:color w:val="000000"/>
           <w:kern w:val="0"/>
           <w:sz w:val="22"/>
@@ -651,244 +849,320 @@
     </w:p>
     <w:p>
       <w:pPr>
-        <w:rPr>
-          <w:rFonts w:ascii="等线" w:eastAsia="等线" w:hAnsi="等线" w:cs="宋体"/>
-          <w:color w:val="000000"/>
-          <w:kern w:val="0"/>
-          <w:sz w:val="22"/>
-        </w:rPr>
-      </w:pPr>
+        <w:pStyle w:val="1"/>
+        <w:rPr>
+          <w:rFonts w:hint="eastAsia"/>
+        </w:rPr>
+      </w:pPr>
+      <w:r>
+        <w:t>Vol</w:t>
+      </w:r>
     </w:p>
     <w:p>
       <w:pPr>
         <w:pStyle w:val="2"/>
-      </w:pPr>
-      <w:proofErr w:type="spellStart"/>
-      <w:r>
-        <w:t>z_pct_curr_avg_k</w:t>
-      </w:r>
-      <w:proofErr w:type="spellEnd"/>
-      <w:r>
-        <w:t xml:space="preserve"> vs </w:t>
-      </w:r>
-      <w:proofErr w:type="spellStart"/>
-      <w:r>
-        <w:t>z_pct_prev_avg_k</w:t>
-      </w:r>
-      <w:proofErr w:type="spellEnd"/>
-    </w:p>
-    <w:p>
-      <w:pPr>
-        <w:rPr>
-          <w:rFonts w:ascii="等线" w:eastAsia="等线" w:hAnsi="等线" w:cs="宋体"/>
-          <w:color w:val="000000"/>
-          <w:kern w:val="0"/>
-          <w:sz w:val="22"/>
-        </w:rPr>
-      </w:pPr>
-    </w:p>
-    <w:p>
-      <w:pPr>
-        <w:rPr>
-          <w:rFonts w:ascii="等线" w:eastAsia="等线" w:hAnsi="等线" w:cs="宋体"/>
-          <w:color w:val="000000"/>
-          <w:kern w:val="0"/>
-          <w:sz w:val="22"/>
+        <w:rPr>
+          <w:rFonts w:hint="eastAsia"/>
+        </w:rPr>
+      </w:pPr>
+      <w:r>
+        <w:rPr>
+          <w:rFonts w:hint="eastAsia"/>
+        </w:rPr>
+        <w:t>异常</w:t>
+      </w:r>
+      <w:r>
+        <w:rPr>
+          <w:rFonts w:hint="eastAsia"/>
+        </w:rPr>
+        <w:t>放</w:t>
+      </w:r>
+      <w:r>
+        <w:rPr>
+          <w:rFonts w:hint="eastAsia"/>
+        </w:rPr>
+        <w:t>量</w:t>
+      </w:r>
+    </w:p>
+    <w:p>
+      <w:pPr>
+        <w:rPr>
+          <w:rFonts w:hint="eastAsia"/>
+        </w:rPr>
+      </w:pPr>
+      <w:r>
+        <w:t>v3_</w:t>
+      </w:r>
+      <w:proofErr w:type="gramStart"/>
+      <w:r>
+        <w:t>strength</w:t>
+      </w:r>
+      <w:r>
+        <w:t xml:space="preserve"> </w:t>
+      </w:r>
+      <w:r>
+        <w:t xml:space="preserve"> </w:t>
+      </w:r>
+      <w:r>
+        <w:t>&gt;</w:t>
+      </w:r>
+      <w:proofErr w:type="gramEnd"/>
+      <w:r>
+        <w:t>=</w:t>
+      </w:r>
+      <w:r>
+        <w:t xml:space="preserve"> </w:t>
+      </w:r>
+      <w:r>
+        <w:t>1.5</w:t>
+      </w:r>
+    </w:p>
+    <w:p>
+      <w:pPr>
+        <w:rPr>
+          <w:rFonts w:hint="eastAsia"/>
+        </w:rPr>
+      </w:pPr>
+      <w:r>
+        <w:t>M</w:t>
+      </w:r>
+      <w:r>
+        <w:rPr>
+          <w:rFonts w:hint="eastAsia"/>
+        </w:rPr>
+        <w:t>v_</w:t>
+      </w:r>
+    </w:p>
+    <w:p>
+      <w:pPr>
+        <w:rPr>
+          <w:rFonts w:hint="eastAsia"/>
+        </w:rPr>
+      </w:pPr>
+    </w:p>
+    <w:p>
+      <w:pPr>
+        <w:rPr>
+          <w:rFonts w:hint="eastAsia"/>
+        </w:rPr>
+      </w:pPr>
+    </w:p>
+    <w:p>
+      <w:pPr>
+        <w:pStyle w:val="2"/>
+        <w:rPr>
+          <w:rFonts w:hint="eastAsia"/>
+        </w:rPr>
+      </w:pPr>
+      <w:r>
+        <w:rPr>
+          <w:rFonts w:hint="eastAsia"/>
+        </w:rPr>
+        <w:t>B</w:t>
+      </w:r>
+      <w:r>
+        <w:t>SP</w:t>
+      </w:r>
+      <w:r>
+        <w:rPr>
+          <w:rFonts w:hint="eastAsia"/>
+        </w:rPr>
+        <w:t>异常</w:t>
+      </w:r>
+    </w:p>
+    <w:p>
+      <w:pPr>
+        <w:rPr>
+          <w:rFonts w:hint="eastAsia"/>
+        </w:rPr>
+      </w:pPr>
+      <w:r>
+        <w:rPr>
+          <w:rFonts w:hint="eastAsia"/>
+        </w:rPr>
+        <w:t>超低</w:t>
+      </w:r>
+    </w:p>
+    <w:p>
+      <w:pPr>
+        <w:rPr>
+          <w:rFonts w:hint="eastAsia"/>
+        </w:rPr>
+      </w:pPr>
+    </w:p>
+    <w:p>
+      <w:pPr>
+        <w:rPr>
+          <w:rFonts w:hint="eastAsia"/>
+        </w:rPr>
+      </w:pPr>
+      <w:r>
+        <w:rPr>
+          <w:rFonts w:hint="eastAsia"/>
+        </w:rPr>
+        <w:t>超高</w:t>
+      </w:r>
+    </w:p>
+    <w:p>
+      <w:pPr>
+        <w:rPr>
+          <w:rFonts w:hint="eastAsia"/>
+        </w:rPr>
+      </w:pPr>
+    </w:p>
+    <w:p>
+      <w:pPr>
+        <w:rPr>
+          <w:rFonts w:hint="eastAsia"/>
+        </w:rPr>
+      </w:pPr>
+    </w:p>
+    <w:p>
+      <w:pPr>
+        <w:rPr>
+          <w:rFonts w:hint="eastAsia"/>
+        </w:rPr>
+      </w:pPr>
+    </w:p>
+    <w:p>
+      <w:pPr>
+        <w:rPr>
+          <w:rFonts w:hint="eastAsia"/>
+        </w:rPr>
+      </w:pPr>
+      <w:r>
+        <w:rPr>
+          <w:rFonts w:hint="eastAsia"/>
+        </w:rPr>
+        <w:t>如果出现</w:t>
+      </w:r>
+    </w:p>
+    <w:p>
+      <w:pPr>
+        <w:rPr>
+          <w:rFonts w:hint="eastAsia"/>
+        </w:rPr>
+      </w:pPr>
+    </w:p>
+    <w:p>
+      <w:pPr>
+        <w:rPr>
+          <w:rFonts w:hint="eastAsia"/>
+        </w:rPr>
+      </w:pPr>
+    </w:p>
+    <w:p>
+      <w:pPr>
+        <w:rPr>
+          <w:rFonts w:hint="eastAsia"/>
+        </w:rPr>
+      </w:pPr>
+      <w:r>
+        <w:rPr>
+          <w:rFonts w:hint="eastAsia"/>
+        </w:rPr>
+        <w:t>3</w:t>
+      </w:r>
+      <w:r>
+        <w:t xml:space="preserve"> </w:t>
+      </w:r>
+      <w:r>
+        <w:rPr>
+          <w:rFonts w:hint="eastAsia"/>
+        </w:rPr>
+        <w:t>定位异常量</w:t>
+      </w:r>
+    </w:p>
+    <w:p>
+      <w:pPr>
+        <w:rPr>
+          <w:rFonts w:hint="eastAsia"/>
+        </w:rPr>
+      </w:pPr>
+      <w:r>
+        <w:rPr>
+          <w:rFonts w:hint="eastAsia"/>
+        </w:rPr>
+        <w:t>4</w:t>
+      </w:r>
+      <w:r>
+        <w:t xml:space="preserve"> </w:t>
+      </w:r>
+      <w:r>
+        <w:rPr>
+          <w:rFonts w:hint="eastAsia"/>
+        </w:rPr>
+        <w:t>异常量的价格</w:t>
+      </w:r>
+    </w:p>
+    <w:p>
+      <w:pPr>
+        <w:rPr>
+          <w:rFonts w:hint="eastAsia"/>
+        </w:rPr>
+      </w:pPr>
+    </w:p>
+    <w:p>
+      <w:pPr>
+        <w:rPr>
+          <w:rFonts w:hint="eastAsia"/>
+        </w:rPr>
+      </w:pPr>
+    </w:p>
+    <w:p>
+      <w:pPr>
+        <w:rPr>
+          <w:rFonts w:hint="eastAsia"/>
+        </w:rPr>
+      </w:pPr>
+      <w:r>
+        <w:rPr>
+          <w:rFonts w:hint="eastAsia"/>
+        </w:rPr>
+        <w:t>找到</w:t>
+      </w:r>
+      <w:r>
+        <w:rPr>
+          <w:rFonts w:hint="eastAsia"/>
+        </w:rPr>
+        <w:t>异常</w:t>
+      </w:r>
+      <w:r>
+        <w:rPr>
+          <w:rFonts w:hint="eastAsia"/>
+        </w:rPr>
+        <w:t>量 和zig</w:t>
+      </w:r>
+      <w:r>
+        <w:t xml:space="preserve"> </w:t>
+      </w:r>
+      <w:r>
+        <w:rPr>
+          <w:rFonts w:hint="eastAsia"/>
+        </w:rPr>
+        <w:t>的关联</w:t>
+      </w:r>
+    </w:p>
+    <w:p>
+      <w:pPr>
+        <w:rPr>
+          <w:rFonts w:hint="eastAsia"/>
+        </w:rPr>
+      </w:pPr>
+    </w:p>
+    <w:p>
+      <w:pPr>
+        <w:rPr>
+          <w:rFonts w:hint="eastAsia"/>
         </w:rPr>
       </w:pPr>
     </w:p>
     <w:p>
       <w:pPr>
         <w:pStyle w:val="1"/>
-      </w:pPr>
-      <w:r>
-        <w:t>Vol</w:t>
-      </w:r>
-    </w:p>
-    <w:p>
-      <w:pPr>
-        <w:pStyle w:val="2"/>
-      </w:pPr>
-      <w:r>
-        <w:rPr>
-          <w:rFonts w:hint="eastAsia"/>
-        </w:rPr>
-        <w:t>异常</w:t>
-      </w:r>
-      <w:r>
-        <w:rPr>
-          <w:rFonts w:hint="eastAsia"/>
-        </w:rPr>
-        <w:t>放</w:t>
-      </w:r>
-      <w:r>
-        <w:rPr>
-          <w:rFonts w:hint="eastAsia"/>
-        </w:rPr>
-        <w:t>量</w:t>
-      </w:r>
-    </w:p>
-    <w:p>
-      <w:r>
-        <w:t>v3_</w:t>
-      </w:r>
-      <w:proofErr w:type="gramStart"/>
-      <w:r>
-        <w:t>strength</w:t>
-      </w:r>
-      <w:r>
-        <w:t xml:space="preserve"> </w:t>
-      </w:r>
-      <w:r>
-        <w:t xml:space="preserve"> </w:t>
-      </w:r>
-      <w:r>
-        <w:t>&gt;</w:t>
-      </w:r>
-      <w:proofErr w:type="gramEnd"/>
-      <w:r>
-        <w:t>=</w:t>
-      </w:r>
-      <w:r>
-        <w:t xml:space="preserve"> </w:t>
-      </w:r>
-      <w:r>
-        <w:t>1.5</w:t>
-      </w:r>
-    </w:p>
-    <w:p>
-      <w:r>
-        <w:t>M</w:t>
-      </w:r>
-      <w:r>
-        <w:rPr>
-          <w:rFonts w:hint="eastAsia"/>
-        </w:rPr>
-        <w:t>v_</w:t>
-      </w:r>
-    </w:p>
-    <w:p/>
-    <w:p/>
-    <w:p>
-      <w:pPr>
-        <w:pStyle w:val="2"/>
-      </w:pPr>
-      <w:r>
-        <w:rPr>
-          <w:rFonts w:hint="eastAsia"/>
-        </w:rPr>
-        <w:t>B</w:t>
-      </w:r>
-      <w:r>
-        <w:t>SP</w:t>
-      </w:r>
-      <w:r>
-        <w:rPr>
-          <w:rFonts w:hint="eastAsia"/>
-        </w:rPr>
-        <w:t>异常</w:t>
-      </w:r>
-    </w:p>
-    <w:p>
-      <w:r>
-        <w:rPr>
-          <w:rFonts w:hint="eastAsia"/>
-        </w:rPr>
-        <w:t>超低</w:t>
-      </w:r>
-    </w:p>
-    <w:p/>
-    <w:p>
-      <w:r>
-        <w:rPr>
-          <w:rFonts w:hint="eastAsia"/>
-        </w:rPr>
-        <w:t>超高</w:t>
-      </w:r>
-    </w:p>
-    <w:p/>
-    <w:p/>
-    <w:p/>
-    <w:p>
-      <w:r>
-        <w:rPr>
-          <w:rFonts w:hint="eastAsia"/>
-        </w:rPr>
-        <w:t>如果出现</w:t>
-      </w:r>
-    </w:p>
-    <w:p/>
-    <w:p/>
-    <w:p>
-      <w:r>
-        <w:rPr>
-          <w:rFonts w:hint="eastAsia"/>
-        </w:rPr>
-        <w:t>3</w:t>
-      </w:r>
-      <w:r>
-        <w:t xml:space="preserve"> </w:t>
-      </w:r>
-      <w:r>
-        <w:rPr>
-          <w:rFonts w:hint="eastAsia"/>
-        </w:rPr>
-        <w:t>定位异常量</w:t>
-      </w:r>
-    </w:p>
-    <w:p>
-      <w:r>
-        <w:rPr>
-          <w:rFonts w:hint="eastAsia"/>
-        </w:rPr>
-        <w:t>4</w:t>
-      </w:r>
-      <w:r>
-        <w:t xml:space="preserve"> </w:t>
-      </w:r>
-      <w:r>
-        <w:rPr>
-          <w:rFonts w:hint="eastAsia"/>
-        </w:rPr>
-        <w:t>异常量的价格</w:t>
-      </w:r>
-    </w:p>
-    <w:p/>
-    <w:p/>
-    <w:p>
-      <w:r>
-        <w:rPr>
-          <w:rFonts w:hint="eastAsia"/>
-        </w:rPr>
-        <w:t>找到</w:t>
-      </w:r>
-      <w:r>
-        <w:rPr>
-          <w:rFonts w:hint="eastAsia"/>
-        </w:rPr>
-        <w:t>异常</w:t>
-      </w:r>
-      <w:r>
-        <w:rPr>
-          <w:rFonts w:hint="eastAsia"/>
-        </w:rPr>
-        <w:t>量 和zig</w:t>
-      </w:r>
-      <w:r>
-        <w:t xml:space="preserve"> </w:t>
-      </w:r>
-      <w:r>
-        <w:rPr>
-          <w:rFonts w:hint="eastAsia"/>
-        </w:rPr>
-        <w:t>的关联</w:t>
-      </w:r>
-    </w:p>
-    <w:p/>
-    <w:p/>
-    <w:p>
-      <w:pPr>
-        <w:pStyle w:val="1"/>
+        <w:rPr>
+          <w:rFonts w:hint="eastAsia"/>
+        </w:rPr>
       </w:pPr>
       <w:r>
         <w:rPr>
@@ -901,6 +1175,9 @@
     <w:p>
       <w:pPr>
         <w:pStyle w:val="2"/>
+        <w:rPr>
+          <w:rFonts w:hint="eastAsia"/>
+        </w:rPr>
       </w:pPr>
       <w:proofErr w:type="spellStart"/>
       <w:r>
@@ -915,6 +1192,11 @@
       <w:proofErr w:type="spellEnd"/>
     </w:p>
     <w:p>
+      <w:pPr>
+        <w:rPr>
+          <w:rFonts w:hint="eastAsia"/>
+        </w:rPr>
+      </w:pPr>
       <w:r>
         <w:rPr>
           <w:rFonts w:hint="eastAsia"/>
@@ -955,11 +1237,20 @@
         <w:t>作为因子。</w:t>
       </w:r>
     </w:p>
-    <w:p/>
+    <w:p>
+      <w:pPr>
+        <w:rPr>
+          <w:rFonts w:hint="eastAsia"/>
+        </w:rPr>
+      </w:pPr>
+    </w:p>
     <w:p>
       <w:pPr>
         <w:pStyle w:val="3"/>
         <w:ind w:leftChars="100" w:left="210"/>
+        <w:rPr>
+          <w:rFonts w:hint="eastAsia"/>
+        </w:rPr>
       </w:pPr>
       <w:r>
         <w:rPr>
@@ -969,6 +1260,11 @@
       </w:r>
     </w:p>
     <w:p>
+      <w:pPr>
+        <w:rPr>
+          <w:rFonts w:hint="eastAsia"/>
+        </w:rPr>
+      </w:pPr>
       <w:r>
         <w:rPr>
           <w:rFonts w:hint="eastAsia"/>
@@ -976,10 +1272,19 @@
         <w:t>代表有较大分歧，可以作为信号</w:t>
       </w:r>
     </w:p>
-    <w:p/>
+    <w:p>
+      <w:pPr>
+        <w:rPr>
+          <w:rFonts w:hint="eastAsia"/>
+        </w:rPr>
+      </w:pPr>
+    </w:p>
     <w:p>
       <w:pPr>
         <w:pStyle w:val="3"/>
+        <w:rPr>
+          <w:rFonts w:hint="eastAsia"/>
+        </w:rPr>
       </w:pPr>
       <w:r>
         <w:rPr>
@@ -992,6 +1297,9 @@
       <w:pPr>
         <w:pStyle w:val="3"/>
         <w:ind w:leftChars="100" w:left="210"/>
+        <w:rPr>
+          <w:rFonts w:hint="eastAsia"/>
+        </w:rPr>
       </w:pPr>
       <w:r>
         <w:rPr>
@@ -1000,10 +1308,19 @@
         <w:t>超轻</w:t>
       </w:r>
     </w:p>
-    <w:p/>
+    <w:p>
+      <w:pPr>
+        <w:rPr>
+          <w:rFonts w:hint="eastAsia"/>
+        </w:rPr>
+      </w:pPr>
+    </w:p>
     <w:p>
       <w:pPr>
         <w:pStyle w:val="2"/>
+        <w:rPr>
+          <w:rFonts w:hint="eastAsia"/>
+        </w:rPr>
       </w:pPr>
       <w:r>
         <w:rPr>
@@ -1012,10 +1329,19 @@
         <w:t>异常量</w:t>
       </w:r>
     </w:p>
-    <w:p/>
+    <w:p>
+      <w:pPr>
+        <w:rPr>
+          <w:rFonts w:hint="eastAsia"/>
+        </w:rPr>
+      </w:pPr>
+    </w:p>
     <w:p>
       <w:pPr>
         <w:pStyle w:val="2"/>
+        <w:rPr>
+          <w:rFonts w:hint="eastAsia"/>
+        </w:rPr>
       </w:pPr>
       <w:r>
         <w:t>K</w:t>
@@ -1027,12 +1353,33 @@
         <w:t>线</w:t>
       </w:r>
     </w:p>
-    <w:p/>
-    <w:p/>
-    <w:p/>
+    <w:p>
+      <w:pPr>
+        <w:rPr>
+          <w:rFonts w:hint="eastAsia"/>
+        </w:rPr>
+      </w:pPr>
+    </w:p>
+    <w:p>
+      <w:pPr>
+        <w:rPr>
+          <w:rFonts w:hint="eastAsia"/>
+        </w:rPr>
+      </w:pPr>
+    </w:p>
+    <w:p>
+      <w:pPr>
+        <w:rPr>
+          <w:rFonts w:hint="eastAsia"/>
+        </w:rPr>
+      </w:pPr>
+    </w:p>
     <w:p>
       <w:pPr>
         <w:pStyle w:val="1"/>
+        <w:rPr>
+          <w:rFonts w:hint="eastAsia"/>
+        </w:rPr>
       </w:pPr>
       <w:r>
         <w:rPr>
@@ -1044,6 +1391,9 @@
     <w:p>
       <w:pPr>
         <w:pStyle w:val="2"/>
+        <w:rPr>
+          <w:rFonts w:hint="eastAsia"/>
+        </w:rPr>
       </w:pPr>
       <w:r>
         <w:rPr>
@@ -1062,6 +1412,11 @@
       </w:r>
     </w:p>
     <w:p>
+      <w:pPr>
+        <w:rPr>
+          <w:rFonts w:hint="eastAsia"/>
+        </w:rPr>
+      </w:pPr>
       <w:r>
         <w:t>R</w:t>
       </w:r>
@@ -1076,6 +1431,11 @@
       </w:r>
     </w:p>
     <w:p>
+      <w:pPr>
+        <w:rPr>
+          <w:rFonts w:hint="eastAsia"/>
+        </w:rPr>
+      </w:pPr>
       <w:proofErr w:type="spellStart"/>
       <w:r>
         <w:t>Bsp</w:t>
@@ -1086,6 +1446,11 @@
       </w:r>
     </w:p>
     <w:p>
+      <w:pPr>
+        <w:rPr>
+          <w:rFonts w:hint="eastAsia"/>
+        </w:rPr>
+      </w:pPr>
       <w:r>
         <w:t xml:space="preserve">(C/Peak1 - </w:t>
       </w:r>
@@ -1102,6 +1467,11 @@
       </w:r>
     </w:p>
     <w:p>
+      <w:pPr>
+        <w:rPr>
+          <w:rFonts w:hint="eastAsia"/>
+        </w:rPr>
+      </w:pPr>
       <w:proofErr w:type="spellStart"/>
       <w:r>
         <w:t>Mv_stage</w:t>
@@ -1111,7 +1481,13 @@
         <w:t xml:space="preserve"> in (2,3)</w:t>
       </w:r>
     </w:p>
-    <w:p/>
+    <w:p>
+      <w:pPr>
+        <w:rPr>
+          <w:rFonts w:hint="eastAsia"/>
+        </w:rPr>
+      </w:pPr>
+    </w:p>
     <w:p>
       <w:pPr>
         <w:rPr>
@@ -1159,10 +1535,19 @@
         </w:drawing>
       </w:r>
     </w:p>
-    <w:p/>
+    <w:p>
+      <w:pPr>
+        <w:rPr>
+          <w:rFonts w:hint="eastAsia"/>
+        </w:rPr>
+      </w:pPr>
+    </w:p>
     <w:p>
       <w:pPr>
         <w:pStyle w:val="2"/>
+        <w:rPr>
+          <w:rFonts w:hint="eastAsia"/>
+        </w:rPr>
       </w:pPr>
       <w:r>
         <w:rPr>
@@ -1181,6 +1566,11 @@
       </w:r>
     </w:p>
     <w:p>
+      <w:pPr>
+        <w:rPr>
+          <w:rFonts w:hint="eastAsia"/>
+        </w:rPr>
+      </w:pPr>
       <w:proofErr w:type="spellStart"/>
       <w:r>
         <w:t>M</w:t>
@@ -1200,11 +1590,21 @@
       </w:r>
     </w:p>
     <w:p>
+      <w:pPr>
+        <w:rPr>
+          <w:rFonts w:hint="eastAsia"/>
+        </w:rPr>
+      </w:pPr>
       <w:r>
         <w:t>Bias1 &lt; 1</w:t>
       </w:r>
     </w:p>
     <w:p>
+      <w:pPr>
+        <w:rPr>
+          <w:rFonts w:hint="eastAsia"/>
+        </w:rPr>
+      </w:pPr>
       <w:proofErr w:type="spellStart"/>
       <w:r>
         <w:t>Bsp</w:t>
@@ -1222,6 +1622,11 @@
       </w:pPr>
     </w:p>
     <w:p>
+      <w:pPr>
+        <w:rPr>
+          <w:rFonts w:hint="eastAsia"/>
+        </w:rPr>
+      </w:pPr>
       <w:r>
         <w:rPr>
           <w:noProof/>
@@ -1263,10 +1668,19 @@
         </w:drawing>
       </w:r>
     </w:p>
-    <w:p/>
+    <w:p>
+      <w:pPr>
+        <w:rPr>
+          <w:rFonts w:hint="eastAsia"/>
+        </w:rPr>
+      </w:pPr>
+    </w:p>
     <w:p>
       <w:pPr>
         <w:pStyle w:val="2"/>
+        <w:rPr>
+          <w:rFonts w:hint="eastAsia"/>
+        </w:rPr>
       </w:pPr>
       <w:r>
         <w:rPr>
@@ -1275,7 +1689,13 @@
         <w:t>信号3</w:t>
       </w:r>
     </w:p>
-    <w:p/>
+    <w:p>
+      <w:pPr>
+        <w:rPr>
+          <w:rFonts w:hint="eastAsia"/>
+        </w:rPr>
+      </w:pPr>
+    </w:p>
     <w:p>
       <w:pPr>
         <w:rPr>
@@ -1324,20 +1744,124 @@
         </w:drawing>
       </w:r>
     </w:p>
+    <w:p>
+      <w:pPr>
+        <w:rPr>
+          <w:rFonts w:hint="eastAsia"/>
+        </w:rPr>
+      </w:pPr>
+    </w:p>
+    <w:p>
+      <w:pPr>
+        <w:rPr>
+          <w:rFonts w:hint="eastAsia"/>
+        </w:rPr>
+      </w:pPr>
+    </w:p>
+    <w:p>
+      <w:pPr>
+        <w:pStyle w:val="1"/>
+        <w:rPr>
+          <w:rFonts w:hint="eastAsia"/>
+        </w:rPr>
+      </w:pPr>
+      <w:r>
+        <w:rPr>
+          <w:rFonts w:hint="eastAsia"/>
+        </w:rPr>
+        <w:t>大幅震荡</w:t>
+      </w:r>
+    </w:p>
+    <w:p>
+      <w:r>
+        <w:drawing>
+          <wp:inline distT="0" distB="0" distL="0" distR="0" wp14:anchorId="53557CD1" wp14:editId="51E0EFC5">
+            <wp:extent cx="5274310" cy="2588260"/>
+            <wp:effectExtent l="0" t="0" r="2540" b="2540"/>
+            <wp:docPr id="126116206" name="图片 1"/>
+            <wp:cNvGraphicFramePr>
+              <a:graphicFrameLocks xmlns:a="http://schemas.openxmlformats.org/drawingml/2006/main" noChangeAspect="1"/>
+            </wp:cNvGraphicFramePr>
+            <a:graphic xmlns:a="http://schemas.openxmlformats.org/drawingml/2006/main">
+              <a:graphicData uri="http://schemas.openxmlformats.org/drawingml/2006/picture">
+                <pic:pic xmlns:pic="http://schemas.openxmlformats.org/drawingml/2006/picture">
+                  <pic:nvPicPr>
+                    <pic:cNvPr id="126116206" name=""/>
+                    <pic:cNvPicPr/>
+                  </pic:nvPicPr>
+                  <pic:blipFill>
+                    <a:blip r:embed="rId9"/>
+                    <a:stretch>
+                      <a:fillRect/>
+                    </a:stretch>
+                  </pic:blipFill>
+                  <pic:spPr>
+                    <a:xfrm>
+                      <a:off x="0" y="0"/>
+                      <a:ext cx="5274310" cy="2588260"/>
+                    </a:xfrm>
+                    <a:prstGeom prst="rect">
+                      <a:avLst/>
+                    </a:prstGeom>
+                  </pic:spPr>
+                </pic:pic>
+              </a:graphicData>
+            </a:graphic>
+          </wp:inline>
+        </w:drawing>
+      </w:r>
+    </w:p>
     <w:p/>
     <w:p>
       <w:pPr>
-        <w:rPr>
-          <w:rFonts w:hint="eastAsia"/>
-        </w:rPr>
-      </w:pPr>
-    </w:p>
-    <w:p>
-      <w:pPr>
-        <w:rPr>
-          <w:rFonts w:hint="eastAsia"/>
-        </w:rPr>
-      </w:pPr>
+        <w:pStyle w:val="1"/>
+      </w:pPr>
+      <w:r>
+        <w:rPr>
+          <w:rFonts w:hint="eastAsia"/>
+        </w:rPr>
+        <w:lastRenderedPageBreak/>
+        <w:t>横盘后变盘下跌</w:t>
+      </w:r>
+    </w:p>
+    <w:p>
+      <w:r>
+        <w:drawing>
+          <wp:inline distT="0" distB="0" distL="0" distR="0" wp14:anchorId="4D26C7EB" wp14:editId="574007BF">
+            <wp:extent cx="5274310" cy="2539365"/>
+            <wp:effectExtent l="0" t="0" r="2540" b="0"/>
+            <wp:docPr id="612389774" name="图片 1"/>
+            <wp:cNvGraphicFramePr>
+              <a:graphicFrameLocks xmlns:a="http://schemas.openxmlformats.org/drawingml/2006/main" noChangeAspect="1"/>
+            </wp:cNvGraphicFramePr>
+            <a:graphic xmlns:a="http://schemas.openxmlformats.org/drawingml/2006/main">
+              <a:graphicData uri="http://schemas.openxmlformats.org/drawingml/2006/picture">
+                <pic:pic xmlns:pic="http://schemas.openxmlformats.org/drawingml/2006/picture">
+                  <pic:nvPicPr>
+                    <pic:cNvPr id="612389774" name=""/>
+                    <pic:cNvPicPr/>
+                  </pic:nvPicPr>
+                  <pic:blipFill>
+                    <a:blip r:embed="rId10"/>
+                    <a:stretch>
+                      <a:fillRect/>
+                    </a:stretch>
+                  </pic:blipFill>
+                  <pic:spPr>
+                    <a:xfrm>
+                      <a:off x="0" y="0"/>
+                      <a:ext cx="5274310" cy="2539365"/>
+                    </a:xfrm>
+                    <a:prstGeom prst="rect">
+                      <a:avLst/>
+                    </a:prstGeom>
+                  </pic:spPr>
+                </pic:pic>
+              </a:graphicData>
+            </a:graphic>
+          </wp:inline>
+        </w:drawing>
+      </w:r>
     </w:p>
     <w:p>
       <w:pPr>
@@ -1357,9 +1881,14 @@
 </file>
 
 <file path=word/endnotes.xml><?xml version="1.0" encoding="utf-8"?>
-<w:endnotes xmlns:wpc="http://schemas.microsoft.com/office/word/2010/wordprocessingCanvas" xmlns:cx="http://schemas.microsoft.com/office/drawing/2014/chartex" xmlns:cx1="http://schemas.microsoft.com/office/drawing/2015/9/8/chartex" xmlns:cx2="http://schemas.microsoft.com/office/drawing/2015/10/21/chartex" xmlns:cx3="http://schemas.microsoft.com/office/drawing/2016/5/9/chartex" xmlns:cx4="http://schemas.microsoft.com/office/drawing/2016/5/10/chartex" xmlns:cx5="http://schemas.microsoft.com/office/drawing/2016/5/11/chartex" xmlns:cx6="http://schemas.microsoft.com/office/drawing/2016/5/12/chartex" xmlns:cx7="http://schemas.microsoft.com/office/drawing/2016/5/13/chartex" xmlns:cx8="http://schemas.microsoft.com/office/drawing/2016/5/14/chartex" xmlns:mc="http://schemas.openxmlformats.org/markup-compatibility/2006" xmlns:aink="http://schemas.microsoft.com/office/drawing/2016/ink" xmlns:am3d="http://schemas.microsoft.com/office/drawing/2017/model3d" xmlns:o="urn:schemas-microsoft-com:office:office" xmlns:oel="http://schemas.microsoft.com/office/2019/extlst" xmlns:r="http://schemas.openxmlformats.org/officeDocument/2006/relationships" xmlns:m="http://schemas.openxmlformats.org/officeDocument/2006/math" xmlns:v="urn:schemas-microsoft-com:vml" xmlns:wp14="http://schemas.microsoft.com/office/word/2010/wordprocessingDrawing" xmlns:wp="http://schemas.openxmlformats.org/drawingml/2006/wordprocessingDrawing" xmlns:w10="urn:schemas-microsoft-com:office:word" xmlns:w="http://schemas.openxmlformats.org/wordprocessingml/2006/main" xmlns:w14="http://schemas.microsoft.com/office/word/2010/wordml" xmlns:w15="http://schemas.microsoft.com/office/word/2012/wordml" xmlns:w16cex="http://schemas.microsoft.com/office/word/2018/wordml/cex" xmlns:w16cid="http://schemas.microsoft.com/office/word/2016/wordml/cid" xmlns:w16="http://schemas.microsoft.com/office/word/2018/wordml" xmlns:w16du="http://schemas.microsoft.com/office/word/2023/wordml/word16du" xmlns:w16sdtdh="http://schemas.microsoft.com/office/word/2020/wordml/sdtdatahash" xmlns:w16se="http://schemas.microsoft.com/office/word/2015/wordml/symex" xmlns:wpg="http://schemas.microsoft.com/office/word/2010/wordprocessingGroup" xmlns:wpi="http://schemas.microsoft.com/office/word/2010/wordprocessingInk" xmlns:wne="http://schemas.microsoft.com/office/word/2006/wordml" xmlns:wps="http://schemas.microsoft.com/office/word/2010/wordprocessingShape" mc:Ignorable="w14 w15 w16se w16cid w16 w16cex w16sdtdh wp14">
+<w:endnotes xmlns:wpc="http://schemas.microsoft.com/office/word/2010/wordprocessingCanvas" xmlns:cx="http://schemas.microsoft.com/office/drawing/2014/chartex" xmlns:cx1="http://schemas.microsoft.com/office/drawing/2015/9/8/chartex" xmlns:cx2="http://schemas.microsoft.com/office/drawing/2015/10/21/chartex" xmlns:cx3="http://schemas.microsoft.com/office/drawing/2016/5/9/chartex" xmlns:cx4="http://schemas.microsoft.com/office/drawing/2016/5/10/chartex" xmlns:cx5="http://schemas.microsoft.com/office/drawing/2016/5/11/chartex" xmlns:cx6="http://schemas.microsoft.com/office/drawing/2016/5/12/chartex" xmlns:cx7="http://schemas.microsoft.com/office/drawing/2016/5/13/chartex" xmlns:cx8="http://schemas.microsoft.com/office/drawing/2016/5/14/chartex" xmlns:mc="http://schemas.openxmlformats.org/markup-compatibility/2006" xmlns:aink="http://schemas.microsoft.com/office/drawing/2016/ink" xmlns:am3d="http://schemas.microsoft.com/office/drawing/2017/model3d" xmlns:o="urn:schemas-microsoft-com:office:office" xmlns:oel="http://schemas.microsoft.com/office/2019/extlst" xmlns:r="http://schemas.openxmlformats.org/officeDocument/2006/relationships" xmlns:m="http://schemas.openxmlformats.org/officeDocument/2006/math" xmlns:v="urn:schemas-microsoft-com:vml" xmlns:wp14="http://schemas.microsoft.com/office/word/2010/wordprocessingDrawing" xmlns:wp="http://schemas.openxmlformats.org/drawingml/2006/wordprocessingDrawing" xmlns:w10="urn:schemas-microsoft-com:office:word" xmlns:w="http://schemas.openxmlformats.org/wordprocessingml/2006/main" xmlns:w14="http://schemas.microsoft.com/office/word/2010/wordml" xmlns:w15="http://schemas.microsoft.com/office/word/2012/wordml" xmlns:w16cex="http://schemas.microsoft.com/office/word/2018/wordml/cex" xmlns:w16cid="http://schemas.microsoft.com/office/word/2016/wordml/cid" xmlns:w16="http://schemas.microsoft.com/office/word/2018/wordml" xmlns:w16du="http://schemas.microsoft.com/office/word/2023/wordml/word16du" xmlns:w16sdtdh="http://schemas.microsoft.com/office/word/2020/wordml/sdtdatahash" xmlns:w16se="http://schemas.microsoft.com/office/word/2015/wordml/symex" xmlns:wpg="http://schemas.microsoft.com/office/word/2010/wordprocessingGroup" xmlns:wpi="http://schemas.microsoft.com/office/word/2010/wordprocessingInk" xmlns:wne="http://schemas.microsoft.com/office/word/2006/wordml" xmlns:wps="http://schemas.microsoft.com/office/word/2010/wordprocessingShape" mc:Ignorable="w14 w15 w16se w16cid w16 w16cex w16sdtdh w16du wp14">
   <w:endnote w:type="separator" w:id="-1">
     <w:p>
+      <w:pPr>
+        <w:rPr>
+          <w:rFonts w:hint="eastAsia"/>
+        </w:rPr>
+      </w:pPr>
       <w:r>
         <w:separator/>
       </w:r>
@@ -1367,6 +1896,11 @@
   </w:endnote>
   <w:endnote w:type="continuationSeparator" w:id="0">
     <w:p>
+      <w:pPr>
+        <w:rPr>
+          <w:rFonts w:hint="eastAsia"/>
+        </w:rPr>
+      </w:pPr>
       <w:r>
         <w:continuationSeparator/>
       </w:r>
@@ -1376,9 +1910,14 @@
 </file>
 
 <file path=word/footnotes.xml><?xml version="1.0" encoding="utf-8"?>
-<w:footnotes xmlns:wpc="http://schemas.microsoft.com/office/word/2010/wordprocessingCanvas" xmlns:cx="http://schemas.microsoft.com/office/drawing/2014/chartex" xmlns:cx1="http://schemas.microsoft.com/office/drawing/2015/9/8/chartex" xmlns:cx2="http://schemas.microsoft.com/office/drawing/2015/10/21/chartex" xmlns:cx3="http://schemas.microsoft.com/office/drawing/2016/5/9/chartex" xmlns:cx4="http://schemas.microsoft.com/office/drawing/2016/5/10/chartex" xmlns:cx5="http://schemas.microsoft.com/office/drawing/2016/5/11/chartex" xmlns:cx6="http://schemas.microsoft.com/office/drawing/2016/5/12/chartex" xmlns:cx7="http://schemas.microsoft.com/office/drawing/2016/5/13/chartex" xmlns:cx8="http://schemas.microsoft.com/office/drawing/2016/5/14/chartex" xmlns:mc="http://schemas.openxmlformats.org/markup-compatibility/2006" xmlns:aink="http://schemas.microsoft.com/office/drawing/2016/ink" xmlns:am3d="http://schemas.microsoft.com/office/drawing/2017/model3d" xmlns:o="urn:schemas-microsoft-com:office:office" xmlns:oel="http://schemas.microsoft.com/office/2019/extlst" xmlns:r="http://schemas.openxmlformats.org/officeDocument/2006/relationships" xmlns:m="http://schemas.openxmlformats.org/officeDocument/2006/math" xmlns:v="urn:schemas-microsoft-com:vml" xmlns:wp14="http://schemas.microsoft.com/office/word/2010/wordprocessingDrawing" xmlns:wp="http://schemas.openxmlformats.org/drawingml/2006/wordprocessingDrawing" xmlns:w10="urn:schemas-microsoft-com:office:word" xmlns:w="http://schemas.openxmlformats.org/wordprocessingml/2006/main" xmlns:w14="http://schemas.microsoft.com/office/word/2010/wordml" xmlns:w15="http://schemas.microsoft.com/office/word/2012/wordml" xmlns:w16cex="http://schemas.microsoft.com/office/word/2018/wordml/cex" xmlns:w16cid="http://schemas.microsoft.com/office/word/2016/wordml/cid" xmlns:w16="http://schemas.microsoft.com/office/word/2018/wordml" xmlns:w16du="http://schemas.microsoft.com/office/word/2023/wordml/word16du" xmlns:w16sdtdh="http://schemas.microsoft.com/office/word/2020/wordml/sdtdatahash" xmlns:w16se="http://schemas.microsoft.com/office/word/2015/wordml/symex" xmlns:wpg="http://schemas.microsoft.com/office/word/2010/wordprocessingGroup" xmlns:wpi="http://schemas.microsoft.com/office/word/2010/wordprocessingInk" xmlns:wne="http://schemas.microsoft.com/office/word/2006/wordml" xmlns:wps="http://schemas.microsoft.com/office/word/2010/wordprocessingShape" mc:Ignorable="w14 w15 w16se w16cid w16 w16cex w16sdtdh wp14">
+<w:footnotes xmlns:wpc="http://schemas.microsoft.com/office/word/2010/wordprocessingCanvas" xmlns:cx="http://schemas.microsoft.com/office/drawing/2014/chartex" xmlns:cx1="http://schemas.microsoft.com/office/drawing/2015/9/8/chartex" xmlns:cx2="http://schemas.microsoft.com/office/drawing/2015/10/21/chartex" xmlns:cx3="http://schemas.microsoft.com/office/drawing/2016/5/9/chartex" xmlns:cx4="http://schemas.microsoft.com/office/drawing/2016/5/10/chartex" xmlns:cx5="http://schemas.microsoft.com/office/drawing/2016/5/11/chartex" xmlns:cx6="http://schemas.microsoft.com/office/drawing/2016/5/12/chartex" xmlns:cx7="http://schemas.microsoft.com/office/drawing/2016/5/13/chartex" xmlns:cx8="http://schemas.microsoft.com/office/drawing/2016/5/14/chartex" xmlns:mc="http://schemas.openxmlformats.org/markup-compatibility/2006" xmlns:aink="http://schemas.microsoft.com/office/drawing/2016/ink" xmlns:am3d="http://schemas.microsoft.com/office/drawing/2017/model3d" xmlns:o="urn:schemas-microsoft-com:office:office" xmlns:oel="http://schemas.microsoft.com/office/2019/extlst" xmlns:r="http://schemas.openxmlformats.org/officeDocument/2006/relationships" xmlns:m="http://schemas.openxmlformats.org/officeDocument/2006/math" xmlns:v="urn:schemas-microsoft-com:vml" xmlns:wp14="http://schemas.microsoft.com/office/word/2010/wordprocessingDrawing" xmlns:wp="http://schemas.openxmlformats.org/drawingml/2006/wordprocessingDrawing" xmlns:w10="urn:schemas-microsoft-com:office:word" xmlns:w="http://schemas.openxmlformats.org/wordprocessingml/2006/main" xmlns:w14="http://schemas.microsoft.com/office/word/2010/wordml" xmlns:w15="http://schemas.microsoft.com/office/word/2012/wordml" xmlns:w16cex="http://schemas.microsoft.com/office/word/2018/wordml/cex" xmlns:w16cid="http://schemas.microsoft.com/office/word/2016/wordml/cid" xmlns:w16="http://schemas.microsoft.com/office/word/2018/wordml" xmlns:w16du="http://schemas.microsoft.com/office/word/2023/wordml/word16du" xmlns:w16sdtdh="http://schemas.microsoft.com/office/word/2020/wordml/sdtdatahash" xmlns:w16se="http://schemas.microsoft.com/office/word/2015/wordml/symex" xmlns:wpg="http://schemas.microsoft.com/office/word/2010/wordprocessingGroup" xmlns:wpi="http://schemas.microsoft.com/office/word/2010/wordprocessingInk" xmlns:wne="http://schemas.microsoft.com/office/word/2006/wordml" xmlns:wps="http://schemas.microsoft.com/office/word/2010/wordprocessingShape" mc:Ignorable="w14 w15 w16se w16cid w16 w16cex w16sdtdh w16du wp14">
   <w:footnote w:type="separator" w:id="-1">
     <w:p>
+      <w:pPr>
+        <w:rPr>
+          <w:rFonts w:hint="eastAsia"/>
+        </w:rPr>
+      </w:pPr>
       <w:r>
         <w:separator/>
       </w:r>
@@ -1386,6 +1925,11 @@
   </w:footnote>
   <w:footnote w:type="continuationSeparator" w:id="0">
     <w:p>
+      <w:pPr>
+        <w:rPr>
+          <w:rFonts w:hint="eastAsia"/>
+        </w:rPr>
+      </w:pPr>
       <w:r>
         <w:continuationSeparator/>
       </w:r>
@@ -1395,7 +1939,7 @@
 </file>
 
 <file path=word/styles.xml><?xml version="1.0" encoding="utf-8"?>
-<w:styles xmlns:mc="http://schemas.openxmlformats.org/markup-compatibility/2006" xmlns:r="http://schemas.openxmlformats.org/officeDocument/2006/relationships" xmlns:w="http://schemas.openxmlformats.org/wordprocessingml/2006/main" xmlns:w14="http://schemas.microsoft.com/office/word/2010/wordml" xmlns:w15="http://schemas.microsoft.com/office/word/2012/wordml" xmlns:w16cex="http://schemas.microsoft.com/office/word/2018/wordml/cex" xmlns:w16cid="http://schemas.microsoft.com/office/word/2016/wordml/cid" xmlns:w16="http://schemas.microsoft.com/office/word/2018/wordml" xmlns:w16sdtdh="http://schemas.microsoft.com/office/word/2020/wordml/sdtdatahash" xmlns:w16se="http://schemas.microsoft.com/office/word/2015/wordml/symex" mc:Ignorable="w14 w15 w16se w16cid w16 w16cex w16sdtdh">
+<w:styles xmlns:mc="http://schemas.openxmlformats.org/markup-compatibility/2006" xmlns:r="http://schemas.openxmlformats.org/officeDocument/2006/relationships" xmlns:w="http://schemas.openxmlformats.org/wordprocessingml/2006/main" xmlns:w14="http://schemas.microsoft.com/office/word/2010/wordml" xmlns:w15="http://schemas.microsoft.com/office/word/2012/wordml" xmlns:w16cex="http://schemas.microsoft.com/office/word/2018/wordml/cex" xmlns:w16cid="http://schemas.microsoft.com/office/word/2016/wordml/cid" xmlns:w16="http://schemas.microsoft.com/office/word/2018/wordml" xmlns:w16du="http://schemas.microsoft.com/office/word/2023/wordml/word16du" xmlns:w16sdtdh="http://schemas.microsoft.com/office/word/2020/wordml/sdtdatahash" xmlns:w16se="http://schemas.microsoft.com/office/word/2015/wordml/symex" mc:Ignorable="w14 w15 w16se w16cid w16 w16cex w16sdtdh w16du">
   <w:docDefaults>
     <w:rPrDefault>
       <w:rPr>
